--- a/EXPORTS/DOCX/published/niveau3/English/JustinusNassau.docx
+++ b/EXPORTS/DOCX/published/niveau3/English/JustinusNassau.docx
@@ -378,45 +378,8 @@
           <w:i w:val="0"/>
           <w:color w:val="0000FF"/>
           <w:sz w:val="24"/>
-          <w:u w:val="single"/>
-        </w:rPr>
-        <w:hyperlink r:id="rId10" w:history="1">
-          <w:r>
-            <w:rPr>
-              <w:rStyle w:val="Hyperlink"/>
-            </w:rPr>
-            <w:t>Royal</w:t>
-          </w:r>
-        </w:hyperlink>
-      </w:r>
-      <w:r>
-        <w:rPr>
-          <w:rFonts w:ascii="Charis SIL Regular" w:hAnsi="Charis SIL Regular" w:eastAsia="Charis SIL Regular"/>
-          <w:b w:val="0"/>
-          <w:i w:val="0"/>
-          <w:color w:val="0000FF"/>
-          <w:sz w:val="24"/>
-          <w:u w:val="single"/>
-        </w:rPr>
-        <w:t xml:space="preserve"> </w:t>
-      </w:r>
-      <w:r>
-        <w:rPr>
-          <w:rFonts w:ascii="Charis SIL Regular" w:hAnsi="Charis SIL Regular" w:eastAsia="Charis SIL Regular"/>
-          <w:b w:val="0"/>
-          <w:i w:val="0"/>
-          <w:color w:val="0000FF"/>
-          <w:sz w:val="24"/>
-          <w:u w:val="single"/>
-        </w:rPr>
-        <w:hyperlink r:id="rId9" w:history="1">
-          <w:r>
-            <w:rPr>
-              <w:rStyle w:val="Hyperlink"/>
-            </w:rPr>
-            <w:t>Milit</w:t>
-          </w:r>
-        </w:hyperlink>
+        </w:rPr>
+        <w:t>Royal Milit</w:t>
       </w:r>
       <w:r>
         <w:rPr>
@@ -689,6 +652,7 @@
           <w:i w:val="0"/>
           <w:color w:val="0000FF"/>
           <w:sz w:val="24"/>
+          <w:u w:val="single"/>
         </w:rPr>
         <w:t xml:space="preserve"> </w:t>
       </w:r>
@@ -706,9 +670,19 @@
             <w:rPr>
               <w:rStyle w:val="Hyperlink"/>
             </w:rPr>
-            <w:t>Museum</w:t>
+            <w:t>Museu</w:t>
           </w:r>
         </w:hyperlink>
+      </w:r>
+      <w:r>
+        <w:rPr>
+          <w:rFonts w:ascii="Charis SIL Regular" w:hAnsi="Charis SIL Regular" w:eastAsia="Charis SIL Regular"/>
+          <w:b w:val="0"/>
+          <w:i w:val="0"/>
+          <w:color w:val="0000FF"/>
+          <w:sz w:val="24"/>
+        </w:rPr>
+        <w:t>m</w:t>
       </w:r>
       <w:r>
         <w:rPr>
@@ -1419,13 +1393,22 @@
             <w:rPr>
               <w:rStyle w:val="Hyperlink"/>
             </w:rPr>
-            <w:t xml:space="preserve">acific to </w:t>
+            <w:t>acific to</w:t>
           </w:r>
         </w:hyperlink>
       </w:r>
       <w:r>
         <w:rPr>
-          <w:u w:val="single" w:color="0000ff"/>
+          <w:rFonts w:ascii="Charis SIL Regular" w:hAnsi="Charis SIL Regular" w:eastAsia="Charis SIL Regular"/>
+          <w:b w:val="0"/>
+          <w:i w:val="0"/>
+          <w:color w:val="000000"/>
+          <w:sz w:val="24"/>
+        </w:rPr>
+        <w:t xml:space="preserve"> </w:t>
+      </w:r>
+      <w:r>
+        <w:rPr>
           <w:rFonts w:ascii="Charis SIL Regular" w:hAnsi="Charis SIL Regular" w:eastAsia="Charis SIL Regular"/>
           <w:b w:val="0"/>
           <w:i w:val="0"/>
@@ -1472,13 +1455,24 @@
       </w:r>
       <w:r>
         <w:rPr>
+          <w:u w:val="single" w:color="0000ff"/>
           <w:rFonts w:ascii="Charis SIL Regular" w:hAnsi="Charis SIL Regular" w:eastAsia="Charis SIL Regular"/>
           <w:b w:val="0"/>
           <w:i w:val="0"/>
           <w:color w:val="000000"/>
           <w:sz w:val="24"/>
         </w:rPr>
-        <w:t xml:space="preserve">the Indonesian </w:t>
+        <w:t>t</w:t>
+      </w:r>
+      <w:r>
+        <w:rPr>
+          <w:rFonts w:ascii="Charis SIL Regular" w:hAnsi="Charis SIL Regular" w:eastAsia="Charis SIL Regular"/>
+          <w:b w:val="0"/>
+          <w:i w:val="0"/>
+          <w:color w:val="000000"/>
+          <w:sz w:val="24"/>
+        </w:rPr>
+        <w:t xml:space="preserve">he Indonesian </w:t>
       </w:r>
       <w:r>
         <w:rPr>
@@ -3403,13 +3397,21 @@
       </w:r>
       <w:r>
         <w:rPr>
+          <w:u w:val="single" w:color="0000ff"/>
           <w:rFonts w:ascii="Charis SIL Regular" w:hAnsi="Charis SIL Regular" w:eastAsia="Charis SIL Regular"/>
           <w:b w:val="0"/>
           <w:i w:val="0"/>
           <w:color w:val="000000"/>
           <w:sz w:val="24"/>
         </w:rPr>
-        <w:t xml:space="preserve">, </w:t>
+        <w:hyperlink r:id="rId21" w:history="1">
+          <w:r>
+            <w:rPr>
+              <w:rStyle w:val="Hyperlink"/>
+            </w:rPr>
+            <w:t xml:space="preserve">, </w:t>
+          </w:r>
+        </w:hyperlink>
       </w:r>
       <w:r>
         <w:rPr>
@@ -3449,7 +3451,7 @@
           <w:sz w:val="24"/>
           <w:u w:val="single"/>
         </w:rPr>
-        <w:hyperlink r:id="rId23" w:history="1">
+        <w:hyperlink r:id="rId21" w:history="1">
           <w:r>
             <w:rPr>
               <w:rStyle w:val="Hyperlink"/>
@@ -3467,7 +3469,7 @@
           <w:sz w:val="24"/>
           <w:u w:val="single"/>
         </w:rPr>
-        <w:hyperlink r:id="rId23" w:history="1">
+        <w:hyperlink r:id="rId21" w:history="1">
           <w:r>
             <w:rPr>
               <w:rStyle w:val="Hyperlink"/>
@@ -3575,7 +3577,7 @@
           <w:sz w:val="24"/>
           <w:u w:val="single"/>
         </w:rPr>
-        <w:hyperlink r:id="rId24" w:history="1">
+        <w:hyperlink r:id="rId23" w:history="1">
           <w:r>
             <w:rPr>
               <w:rStyle w:val="Hyperlink"/>
@@ -3593,7 +3595,7 @@
           <w:sz w:val="24"/>
           <w:u w:val="single"/>
         </w:rPr>
-        <w:hyperlink r:id="rId24" w:history="1">
+        <w:hyperlink r:id="rId23" w:history="1">
           <w:r>
             <w:rPr>
               <w:rStyle w:val="Hyperlink"/>
@@ -3611,7 +3613,7 @@
           <w:sz w:val="24"/>
           <w:u w:val="single"/>
         </w:rPr>
-        <w:hyperlink r:id="rId24" w:history="1">
+        <w:hyperlink r:id="rId23" w:history="1">
           <w:r>
             <w:rPr>
               <w:rStyle w:val="Hyperlink"/>
@@ -3629,7 +3631,7 @@
           <w:sz w:val="24"/>
           <w:u w:val="single"/>
         </w:rPr>
-        <w:hyperlink r:id="rId24" w:history="1">
+        <w:hyperlink r:id="rId23" w:history="1">
           <w:r>
             <w:rPr>
               <w:rStyle w:val="Hyperlink"/>
@@ -3657,7 +3659,7 @@
           <w:sz w:val="24"/>
           <w:u w:val="single"/>
         </w:rPr>
-        <w:hyperlink r:id="rId25" w:history="1">
+        <w:hyperlink r:id="rId24" w:history="1">
           <w:r>
             <w:rPr>
               <w:rStyle w:val="Hyperlink"/>
@@ -3693,7 +3695,7 @@
           <w:sz w:val="24"/>
           <w:u w:val="single"/>
         </w:rPr>
-        <w:hyperlink r:id="rId24" w:history="1">
+        <w:hyperlink r:id="rId23" w:history="1">
           <w:r>
             <w:rPr>
               <w:rStyle w:val="Hyperlink"/>
@@ -3831,7 +3833,7 @@
           <w:sz w:val="24"/>
           <w:u w:val="single"/>
         </w:rPr>
-        <w:hyperlink r:id="rId26" w:history="1">
+        <w:hyperlink r:id="rId25" w:history="1">
           <w:r>
             <w:rPr>
               <w:rStyle w:val="Hyperlink"/>
@@ -3849,7 +3851,7 @@
           <w:sz w:val="24"/>
           <w:u w:val="single"/>
         </w:rPr>
-        <w:hyperlink r:id="rId26" w:history="1">
+        <w:hyperlink r:id="rId25" w:history="1">
           <w:r>
             <w:rPr>
               <w:rStyle w:val="Hyperlink"/>
@@ -3867,7 +3869,7 @@
           <w:sz w:val="24"/>
           <w:u w:val="single"/>
         </w:rPr>
-        <w:hyperlink r:id="rId26" w:history="1">
+        <w:hyperlink r:id="rId25" w:history="1">
           <w:r>
             <w:rPr>
               <w:rStyle w:val="Hyperlink"/>
@@ -3885,7 +3887,7 @@
           <w:sz w:val="24"/>
           <w:u w:val="single"/>
         </w:rPr>
-        <w:hyperlink r:id="rId26" w:history="1">
+        <w:hyperlink r:id="rId25" w:history="1">
           <w:r>
             <w:rPr>
               <w:rStyle w:val="Hyperlink"/>
@@ -3903,7 +3905,7 @@
           <w:sz w:val="24"/>
           <w:u w:val="single"/>
         </w:rPr>
-        <w:hyperlink r:id="rId26" w:history="1">
+        <w:hyperlink r:id="rId25" w:history="1">
           <w:r>
             <w:rPr>
               <w:rStyle w:val="Hyperlink"/>
@@ -3921,7 +3923,7 @@
           <w:sz w:val="24"/>
           <w:u w:val="single"/>
         </w:rPr>
-        <w:hyperlink r:id="rId26" w:history="1">
+        <w:hyperlink r:id="rId25" w:history="1">
           <w:r>
             <w:rPr>
               <w:rStyle w:val="Hyperlink"/>
@@ -3939,7 +3941,7 @@
           <w:sz w:val="24"/>
           <w:u w:val="single"/>
         </w:rPr>
-        <w:hyperlink r:id="rId26" w:history="1">
+        <w:hyperlink r:id="rId25" w:history="1">
           <w:r>
             <w:rPr>
               <w:rStyle w:val="Hyperlink"/>
@@ -3957,7 +3959,7 @@
           <w:sz w:val="24"/>
           <w:u w:val="single"/>
         </w:rPr>
-        <w:hyperlink r:id="rId26" w:history="1">
+        <w:hyperlink r:id="rId25" w:history="1">
           <w:r>
             <w:rPr>
               <w:rStyle w:val="Hyperlink"/>
@@ -3975,7 +3977,7 @@
           <w:sz w:val="24"/>
           <w:u w:val="single"/>
         </w:rPr>
-        <w:hyperlink r:id="rId26" w:history="1">
+        <w:hyperlink r:id="rId25" w:history="1">
           <w:r>
             <w:rPr>
               <w:rStyle w:val="Hyperlink"/>
@@ -3993,7 +3995,7 @@
           <w:sz w:val="24"/>
           <w:u w:val="single"/>
         </w:rPr>
-        <w:hyperlink r:id="rId26" w:history="1">
+        <w:hyperlink r:id="rId25" w:history="1">
           <w:r>
             <w:rPr>
               <w:rStyle w:val="Hyperlink"/>
@@ -4011,7 +4013,7 @@
           <w:sz w:val="24"/>
           <w:u w:val="single"/>
         </w:rPr>
-        <w:hyperlink r:id="rId26" w:history="1">
+        <w:hyperlink r:id="rId25" w:history="1">
           <w:r>
             <w:rPr>
               <w:rStyle w:val="Hyperlink"/>
@@ -4029,7 +4031,7 @@
           <w:sz w:val="24"/>
           <w:u w:val="single"/>
         </w:rPr>
-        <w:hyperlink r:id="rId26" w:history="1">
+        <w:hyperlink r:id="rId25" w:history="1">
           <w:r>
             <w:rPr>
               <w:rStyle w:val="Hyperlink"/>
@@ -4047,7 +4049,7 @@
           <w:sz w:val="24"/>
           <w:u w:val="single"/>
         </w:rPr>
-        <w:hyperlink r:id="rId26" w:history="1">
+        <w:hyperlink r:id="rId25" w:history="1">
           <w:r>
             <w:rPr>
               <w:rStyle w:val="Hyperlink"/>
@@ -4065,7 +4067,7 @@
           <w:sz w:val="24"/>
           <w:u w:val="single"/>
         </w:rPr>
-        <w:hyperlink r:id="rId26" w:history="1">
+        <w:hyperlink r:id="rId25" w:history="1">
           <w:r>
             <w:rPr>
               <w:rStyle w:val="Hyperlink"/>
@@ -4083,7 +4085,7 @@
           <w:sz w:val="24"/>
           <w:u w:val="single"/>
         </w:rPr>
-        <w:hyperlink r:id="rId26" w:history="1">
+        <w:hyperlink r:id="rId25" w:history="1">
           <w:r>
             <w:rPr>
               <w:rStyle w:val="Hyperlink"/>
@@ -4101,7 +4103,14 @@
           <w:sz w:val="24"/>
           <w:u w:val="single"/>
         </w:rPr>
-        <w:t>w</w:t>
+        <w:hyperlink r:id="rId25" w:history="1">
+          <w:r>
+            <w:rPr>
+              <w:rStyle w:val="Hyperlink"/>
+            </w:rPr>
+            <w:t>w</w:t>
+          </w:r>
+        </w:hyperlink>
       </w:r>
       <w:r>
         <w:rPr>
@@ -4112,7 +4121,7 @@
           <w:sz w:val="24"/>
           <w:u w:val="single"/>
         </w:rPr>
-        <w:hyperlink r:id="rId26" w:history="1">
+        <w:hyperlink r:id="rId25" w:history="1">
           <w:r>
             <w:rPr>
               <w:rStyle w:val="Hyperlink"/>
@@ -4130,7 +4139,7 @@
           <w:sz w:val="24"/>
           <w:u w:val="single"/>
         </w:rPr>
-        <w:hyperlink r:id="rId26" w:history="1">
+        <w:hyperlink r:id="rId25" w:history="1">
           <w:r>
             <w:rPr>
               <w:rStyle w:val="Hyperlink"/>
@@ -4290,7 +4299,7 @@
           <w:sz w:val="24"/>
           <w:u w:val="single"/>
         </w:rPr>
-        <w:hyperlink r:id="rId27" w:history="1">
+        <w:hyperlink r:id="rId26" w:history="1">
           <w:r>
             <w:rPr>
               <w:rStyle w:val="Hyperlink"/>
@@ -4308,7 +4317,7 @@
           <w:sz w:val="24"/>
           <w:u w:val="single"/>
         </w:rPr>
-        <w:hyperlink r:id="rId27" w:history="1">
+        <w:hyperlink r:id="rId26" w:history="1">
           <w:r>
             <w:rPr>
               <w:rStyle w:val="Hyperlink"/>
@@ -4326,7 +4335,7 @@
           <w:sz w:val="24"/>
           <w:u w:val="single"/>
         </w:rPr>
-        <w:hyperlink r:id="rId27" w:history="1">
+        <w:hyperlink r:id="rId26" w:history="1">
           <w:r>
             <w:rPr>
               <w:rStyle w:val="Hyperlink"/>
@@ -4344,7 +4353,7 @@
           <w:sz w:val="24"/>
           <w:u w:val="single"/>
         </w:rPr>
-        <w:hyperlink r:id="rId27" w:history="1">
+        <w:hyperlink r:id="rId26" w:history="1">
           <w:r>
             <w:rPr>
               <w:rStyle w:val="Hyperlink"/>
@@ -4362,7 +4371,7 @@
           <w:sz w:val="24"/>
           <w:u w:val="single"/>
         </w:rPr>
-        <w:hyperlink r:id="rId27" w:history="1">
+        <w:hyperlink r:id="rId26" w:history="1">
           <w:r>
             <w:rPr>
               <w:rStyle w:val="Hyperlink"/>
@@ -4380,7 +4389,7 @@
           <w:sz w:val="24"/>
           <w:u w:val="single"/>
         </w:rPr>
-        <w:hyperlink r:id="rId27" w:history="1">
+        <w:hyperlink r:id="rId26" w:history="1">
           <w:r>
             <w:rPr>
               <w:rStyle w:val="Hyperlink"/>
@@ -4398,7 +4407,7 @@
           <w:sz w:val="24"/>
           <w:u w:val="single"/>
         </w:rPr>
-        <w:hyperlink r:id="rId27" w:history="1">
+        <w:hyperlink r:id="rId26" w:history="1">
           <w:r>
             <w:rPr>
               <w:rStyle w:val="Hyperlink"/>
@@ -4416,7 +4425,7 @@
           <w:sz w:val="24"/>
           <w:u w:val="single"/>
         </w:rPr>
-        <w:hyperlink r:id="rId27" w:history="1">
+        <w:hyperlink r:id="rId26" w:history="1">
           <w:r>
             <w:rPr>
               <w:rStyle w:val="Hyperlink"/>
@@ -4434,7 +4443,7 @@
           <w:sz w:val="24"/>
           <w:u w:val="single"/>
         </w:rPr>
-        <w:hyperlink r:id="rId27" w:history="1">
+        <w:hyperlink r:id="rId26" w:history="1">
           <w:r>
             <w:rPr>
               <w:rStyle w:val="Hyperlink"/>
@@ -4452,7 +4461,7 @@
           <w:sz w:val="24"/>
           <w:u w:val="single"/>
         </w:rPr>
-        <w:hyperlink r:id="rId27" w:history="1">
+        <w:hyperlink r:id="rId26" w:history="1">
           <w:r>
             <w:rPr>
               <w:rStyle w:val="Hyperlink"/>
@@ -4470,7 +4479,7 @@
           <w:sz w:val="24"/>
           <w:u w:val="single"/>
         </w:rPr>
-        <w:hyperlink r:id="rId27" w:history="1">
+        <w:hyperlink r:id="rId26" w:history="1">
           <w:r>
             <w:rPr>
               <w:rStyle w:val="Hyperlink"/>
@@ -4488,7 +4497,7 @@
           <w:sz w:val="24"/>
           <w:u w:val="single"/>
         </w:rPr>
-        <w:hyperlink r:id="rId27" w:history="1">
+        <w:hyperlink r:id="rId26" w:history="1">
           <w:r>
             <w:rPr>
               <w:rStyle w:val="Hyperlink"/>
@@ -4506,7 +4515,7 @@
           <w:sz w:val="24"/>
           <w:u w:val="single"/>
         </w:rPr>
-        <w:hyperlink r:id="rId27" w:history="1">
+        <w:hyperlink r:id="rId26" w:history="1">
           <w:r>
             <w:rPr>
               <w:rStyle w:val="Hyperlink"/>
@@ -4524,7 +4533,7 @@
           <w:sz w:val="24"/>
           <w:u w:val="single"/>
         </w:rPr>
-        <w:hyperlink r:id="rId27" w:history="1">
+        <w:hyperlink r:id="rId26" w:history="1">
           <w:r>
             <w:rPr>
               <w:rStyle w:val="Hyperlink"/>
@@ -4542,7 +4551,7 @@
           <w:sz w:val="24"/>
           <w:u w:val="single"/>
         </w:rPr>
-        <w:hyperlink r:id="rId27" w:history="1">
+        <w:hyperlink r:id="rId26" w:history="1">
           <w:r>
             <w:rPr>
               <w:rStyle w:val="Hyperlink"/>
@@ -4703,7 +4712,7 @@
           <w:sz w:val="24"/>
           <w:u w:val="single"/>
         </w:rPr>
-        <w:hyperlink r:id="rId28" w:history="1">
+        <w:hyperlink r:id="rId27" w:history="1">
           <w:r>
             <w:rPr>
               <w:rStyle w:val="Hyperlink"/>
@@ -4721,7 +4730,7 @@
           <w:sz w:val="24"/>
           <w:u w:val="single"/>
         </w:rPr>
-        <w:hyperlink r:id="rId28" w:history="1">
+        <w:hyperlink r:id="rId27" w:history="1">
           <w:r>
             <w:rPr>
               <w:rStyle w:val="Hyperlink"/>
@@ -4739,7 +4748,7 @@
           <w:sz w:val="24"/>
           <w:u w:val="single"/>
         </w:rPr>
-        <w:hyperlink r:id="rId28" w:history="1">
+        <w:hyperlink r:id="rId27" w:history="1">
           <w:r>
             <w:rPr>
               <w:rStyle w:val="Hyperlink"/>
@@ -4757,7 +4766,7 @@
           <w:sz w:val="24"/>
           <w:u w:val="single"/>
         </w:rPr>
-        <w:hyperlink r:id="rId28" w:history="1">
+        <w:hyperlink r:id="rId27" w:history="1">
           <w:r>
             <w:rPr>
               <w:rStyle w:val="Hyperlink"/>
@@ -4775,7 +4784,7 @@
           <w:sz w:val="24"/>
           <w:u w:val="single"/>
         </w:rPr>
-        <w:hyperlink r:id="rId28" w:history="1">
+        <w:hyperlink r:id="rId27" w:history="1">
           <w:r>
             <w:rPr>
               <w:rStyle w:val="Hyperlink"/>
@@ -4796,7 +4805,7 @@
           <w:sz w:val="24"/>
           <w:u w:val="single"/>
         </w:rPr>
-        <w:hyperlink r:id="rId28" w:history="1">
+        <w:hyperlink r:id="rId27" w:history="1">
           <w:r>
             <w:rPr>
               <w:rStyle w:val="Hyperlink"/>
@@ -4814,7 +4823,7 @@
           <w:sz w:val="24"/>
           <w:u w:val="single"/>
         </w:rPr>
-        <w:hyperlink r:id="rId28" w:history="1">
+        <w:hyperlink r:id="rId27" w:history="1">
           <w:r>
             <w:rPr>
               <w:rStyle w:val="Hyperlink"/>
@@ -4832,7 +4841,7 @@
           <w:sz w:val="24"/>
           <w:u w:val="single"/>
         </w:rPr>
-        <w:hyperlink r:id="rId28" w:history="1">
+        <w:hyperlink r:id="rId27" w:history="1">
           <w:r>
             <w:rPr>
               <w:rStyle w:val="Hyperlink"/>
@@ -4850,7 +4859,7 @@
           <w:sz w:val="24"/>
           <w:u w:val="single"/>
         </w:rPr>
-        <w:hyperlink r:id="rId28" w:history="1">
+        <w:hyperlink r:id="rId27" w:history="1">
           <w:r>
             <w:rPr>
               <w:rStyle w:val="Hyperlink"/>
@@ -4868,7 +4877,7 @@
           <w:sz w:val="24"/>
           <w:u w:val="single"/>
         </w:rPr>
-        <w:hyperlink r:id="rId28" w:history="1">
+        <w:hyperlink r:id="rId27" w:history="1">
           <w:r>
             <w:rPr>
               <w:rStyle w:val="Hyperlink"/>
@@ -5019,7 +5028,7 @@
           <w:sz w:val="24"/>
           <w:u w:val="single"/>
         </w:rPr>
-        <w:hyperlink r:id="rId29" w:history="1">
+        <w:hyperlink r:id="rId28" w:history="1">
           <w:r>
             <w:rPr>
               <w:rStyle w:val="Hyperlink"/>
@@ -5037,7 +5046,7 @@
           <w:sz w:val="24"/>
           <w:u w:val="single"/>
         </w:rPr>
-        <w:hyperlink r:id="rId29" w:history="1">
+        <w:hyperlink r:id="rId28" w:history="1">
           <w:r>
             <w:rPr>
               <w:rStyle w:val="Hyperlink"/>
@@ -5055,7 +5064,7 @@
           <w:sz w:val="24"/>
           <w:u w:val="single"/>
         </w:rPr>
-        <w:hyperlink r:id="rId29" w:history="1">
+        <w:hyperlink r:id="rId28" w:history="1">
           <w:r>
             <w:rPr>
               <w:rStyle w:val="Hyperlink"/>
@@ -5073,7 +5082,7 @@
           <w:sz w:val="24"/>
           <w:u w:val="single"/>
         </w:rPr>
-        <w:hyperlink r:id="rId29" w:history="1">
+        <w:hyperlink r:id="rId28" w:history="1">
           <w:r>
             <w:rPr>
               <w:rStyle w:val="Hyperlink"/>
@@ -5091,7 +5100,7 @@
           <w:sz w:val="24"/>
           <w:u w:val="single"/>
         </w:rPr>
-        <w:hyperlink r:id="rId29" w:history="1">
+        <w:hyperlink r:id="rId28" w:history="1">
           <w:r>
             <w:rPr>
               <w:rStyle w:val="Hyperlink"/>
@@ -5109,7 +5118,7 @@
           <w:sz w:val="24"/>
           <w:u w:val="single"/>
         </w:rPr>
-        <w:hyperlink r:id="rId29" w:history="1">
+        <w:hyperlink r:id="rId28" w:history="1">
           <w:r>
             <w:rPr>
               <w:rStyle w:val="Hyperlink"/>
@@ -5127,7 +5136,7 @@
           <w:sz w:val="24"/>
           <w:u w:val="single"/>
         </w:rPr>
-        <w:hyperlink r:id="rId29" w:history="1">
+        <w:hyperlink r:id="rId28" w:history="1">
           <w:r>
             <w:rPr>
               <w:rStyle w:val="Hyperlink"/>
@@ -5145,7 +5154,7 @@
           <w:sz w:val="24"/>
           <w:u w:val="single"/>
         </w:rPr>
-        <w:hyperlink r:id="rId29" w:history="1">
+        <w:hyperlink r:id="rId28" w:history="1">
           <w:r>
             <w:rPr>
               <w:rStyle w:val="Hyperlink"/>
@@ -5163,7 +5172,7 @@
           <w:sz w:val="24"/>
           <w:u w:val="single"/>
         </w:rPr>
-        <w:hyperlink r:id="rId29" w:history="1">
+        <w:hyperlink r:id="rId28" w:history="1">
           <w:r>
             <w:rPr>
               <w:rStyle w:val="Hyperlink"/>

--- a/EXPORTS/DOCX/published/niveau3/English/JustinusNassau.docx
+++ b/EXPORTS/DOCX/published/niveau3/English/JustinusNassau.docx
@@ -378,8 +378,16 @@
           <w:i w:val="0"/>
           <w:color w:val="0000FF"/>
           <w:sz w:val="24"/>
-        </w:rPr>
-        <w:t>Royal Milit</w:t>
+          <w:u w:val="single"/>
+        </w:rPr>
+        <w:hyperlink r:id="rId10" w:history="1">
+          <w:r>
+            <w:rPr>
+              <w:rStyle w:val="Hyperlink"/>
+            </w:rPr>
+            <w:t>Royal</w:t>
+          </w:r>
+        </w:hyperlink>
       </w:r>
       <w:r>
         <w:rPr>
@@ -390,7 +398,36 @@
           <w:sz w:val="24"/>
           <w:u w:val="single"/>
         </w:rPr>
-        <w:hyperlink r:id="rId9" w:history="1">
+        <w:t xml:space="preserve"> </w:t>
+      </w:r>
+      <w:r>
+        <w:rPr>
+          <w:rFonts w:ascii="Charis SIL Regular" w:hAnsi="Charis SIL Regular" w:eastAsia="Charis SIL Regular"/>
+          <w:b w:val="0"/>
+          <w:i w:val="0"/>
+          <w:color w:val="0000FF"/>
+          <w:sz w:val="24"/>
+          <w:u w:val="single"/>
+        </w:rPr>
+        <w:hyperlink r:id="rId10" w:history="1">
+          <w:r>
+            <w:rPr>
+              <w:rStyle w:val="Hyperlink"/>
+            </w:rPr>
+            <w:t>Milit</w:t>
+          </w:r>
+        </w:hyperlink>
+      </w:r>
+      <w:r>
+        <w:rPr>
+          <w:rFonts w:ascii="Charis SIL Regular" w:hAnsi="Charis SIL Regular" w:eastAsia="Charis SIL Regular"/>
+          <w:b w:val="0"/>
+          <w:i w:val="0"/>
+          <w:color w:val="0000FF"/>
+          <w:sz w:val="24"/>
+          <w:u w:val="single"/>
+        </w:rPr>
+        <w:hyperlink r:id="rId10" w:history="1">
           <w:r>
             <w:rPr>
               <w:rStyle w:val="Hyperlink"/>
@@ -419,7 +456,7 @@
           <w:sz w:val="24"/>
           <w:u w:val="single"/>
         </w:rPr>
-        <w:hyperlink r:id="rId9" w:history="1">
+        <w:hyperlink r:id="rId10" w:history="1">
           <w:r>
             <w:rPr>
               <w:rStyle w:val="Hyperlink"/>
@@ -437,7 +474,7 @@
           <w:sz w:val="24"/>
           <w:u w:val="single"/>
         </w:rPr>
-        <w:hyperlink r:id="rId9" w:history="1">
+        <w:hyperlink r:id="rId10" w:history="1">
           <w:r>
             <w:rPr>
               <w:rStyle w:val="Hyperlink"/>
@@ -630,7 +667,7 @@
             <w:rPr>
               <w:rStyle w:val="Hyperlink"/>
             </w:rPr>
-            <w:t>Etnografisc</w:t>
+            <w:t>Etnografis</w:t>
           </w:r>
         </w:hyperlink>
       </w:r>
@@ -641,36 +678,13 @@
           <w:i w:val="0"/>
           <w:color w:val="0000FF"/>
           <w:sz w:val="24"/>
-          <w:u w:val="single"/>
-        </w:rPr>
-        <w:t>h</w:t>
-      </w:r>
-      <w:r>
-        <w:rPr>
-          <w:rFonts w:ascii="Charis SIL Regular" w:hAnsi="Charis SIL Regular" w:eastAsia="Charis SIL Regular"/>
-          <w:b w:val="0"/>
-          <w:i w:val="0"/>
-          <w:color w:val="0000FF"/>
-          <w:sz w:val="24"/>
-          <w:u w:val="single"/>
-        </w:rPr>
-        <w:t xml:space="preserve"> </w:t>
-      </w:r>
-      <w:r>
-        <w:rPr>
-          <w:rFonts w:ascii="Charis SIL Regular" w:hAnsi="Charis SIL Regular" w:eastAsia="Charis SIL Regular"/>
-          <w:b w:val="0"/>
-          <w:i w:val="0"/>
-          <w:color w:val="0000FF"/>
-          <w:sz w:val="24"/>
-          <w:u w:val="single"/>
         </w:rPr>
         <w:hyperlink r:id="rId11" w:history="1">
           <w:r>
             <w:rPr>
               <w:rStyle w:val="Hyperlink"/>
             </w:rPr>
-            <w:t>Museu</w:t>
+            <w:t>c</w:t>
           </w:r>
         </w:hyperlink>
       </w:r>
@@ -682,7 +696,36 @@
           <w:color w:val="0000FF"/>
           <w:sz w:val="24"/>
         </w:rPr>
-        <w:t>m</w:t>
+        <w:t>h</w:t>
+      </w:r>
+      <w:r>
+        <w:rPr>
+          <w:rFonts w:ascii="Charis SIL Regular" w:hAnsi="Charis SIL Regular" w:eastAsia="Charis SIL Regular"/>
+          <w:b w:val="0"/>
+          <w:i w:val="0"/>
+          <w:color w:val="0000FF"/>
+          <w:sz w:val="24"/>
+          <w:u w:val="single"/>
+        </w:rPr>
+        <w:t xml:space="preserve"> </w:t>
+      </w:r>
+      <w:r>
+        <w:rPr>
+          <w:rFonts w:ascii="Charis SIL Regular" w:hAnsi="Charis SIL Regular" w:eastAsia="Charis SIL Regular"/>
+          <w:b w:val="0"/>
+          <w:i w:val="0"/>
+          <w:color w:val="0000FF"/>
+          <w:sz w:val="24"/>
+          <w:u w:val="single"/>
+        </w:rPr>
+        <w:hyperlink r:id="rId11" w:history="1">
+          <w:r>
+            <w:rPr>
+              <w:rStyle w:val="Hyperlink"/>
+            </w:rPr>
+            <w:t>Museum</w:t>
+          </w:r>
+        </w:hyperlink>
       </w:r>
       <w:r>
         <w:rPr>
@@ -1393,22 +1436,13 @@
             <w:rPr>
               <w:rStyle w:val="Hyperlink"/>
             </w:rPr>
-            <w:t>acific to</w:t>
+            <w:t xml:space="preserve">acific to </w:t>
           </w:r>
         </w:hyperlink>
       </w:r>
       <w:r>
         <w:rPr>
-          <w:rFonts w:ascii="Charis SIL Regular" w:hAnsi="Charis SIL Regular" w:eastAsia="Charis SIL Regular"/>
-          <w:b w:val="0"/>
-          <w:i w:val="0"/>
-          <w:color w:val="000000"/>
-          <w:sz w:val="24"/>
-        </w:rPr>
-        <w:t xml:space="preserve"> </w:t>
-      </w:r>
-      <w:r>
-        <w:rPr>
+          <w:u w:val="single" w:color="0000ff"/>
           <w:rFonts w:ascii="Charis SIL Regular" w:hAnsi="Charis SIL Regular" w:eastAsia="Charis SIL Regular"/>
           <w:b w:val="0"/>
           <w:i w:val="0"/>
@@ -1455,24 +1489,13 @@
       </w:r>
       <w:r>
         <w:rPr>
-          <w:u w:val="single" w:color="0000ff"/>
           <w:rFonts w:ascii="Charis SIL Regular" w:hAnsi="Charis SIL Regular" w:eastAsia="Charis SIL Regular"/>
           <w:b w:val="0"/>
           <w:i w:val="0"/>
           <w:color w:val="000000"/>
           <w:sz w:val="24"/>
         </w:rPr>
-        <w:t>t</w:t>
-      </w:r>
-      <w:r>
-        <w:rPr>
-          <w:rFonts w:ascii="Charis SIL Regular" w:hAnsi="Charis SIL Regular" w:eastAsia="Charis SIL Regular"/>
-          <w:b w:val="0"/>
-          <w:i w:val="0"/>
-          <w:color w:val="000000"/>
-          <w:sz w:val="24"/>
-        </w:rPr>
-        <w:t xml:space="preserve">he Indonesian </w:t>
+        <w:t xml:space="preserve">the Indonesian </w:t>
       </w:r>
       <w:r>
         <w:rPr>
@@ -3677,7 +3700,7 @@
           <w:sz w:val="24"/>
           <w:u w:val="single"/>
         </w:rPr>
-        <w:hyperlink r:id="rId24" w:history="1">
+        <w:hyperlink r:id="rId23" w:history="1">
           <w:r>
             <w:rPr>
               <w:rStyle w:val="Hyperlink"/>
@@ -4101,16 +4124,8 @@
           <w:i w:val="0"/>
           <w:color w:val="0000FF"/>
           <w:sz w:val="24"/>
-          <w:u w:val="single"/>
-        </w:rPr>
-        <w:hyperlink r:id="rId25" w:history="1">
-          <w:r>
-            <w:rPr>
-              <w:rStyle w:val="Hyperlink"/>
-            </w:rPr>
-            <w:t>w</w:t>
-          </w:r>
-        </w:hyperlink>
+        </w:rPr>
+        <w:t>w</w:t>
       </w:r>
       <w:r>
         <w:rPr>
